--- a/Лабораторная 1/лаб1_постановка задачи_вар1.docx
+++ b/Лабораторная 1/лаб1_постановка задачи_вар1.docx
@@ -15,76 +15,77 @@
         </w:rPr>
         <w:t>Анализ предметной области и постановка задачи</w:t>
       </w:r>
+    </w:p>
+    <w:p>
+      <w:pPr>
+        <w:pStyle w:val="1"/>
+      </w:pPr>
+      <w:r>
+        <w:t>1. Название темы</w:t>
+      </w:r>
+    </w:p>
+    <w:p>
+      <w:r>
+        <w:t>Цифровая система управления роботизированной сортировкой и учётом бытовых отходов в жилом комплексе.</w:t>
+      </w:r>
+    </w:p>
+    <w:p>
+      <w:pPr>
+        <w:pStyle w:val="1"/>
+      </w:pPr>
+      <w:r>
+        <w:t>2. Описание предметной области</w:t>
+      </w:r>
+    </w:p>
+    <w:p>
+      <w:r>
+        <w:t>В жилых комплексах, торговых центрах и на предприятиях ежедневно накапливаются большие объёмы бытовых отходов. Система рассматривается для площадки раздельного сбора отходов, где установлены умные роботизированные контейнеры. Человек опускает отходы в приёмный отсек по одному (бутылку, банку, батарейку), система распознаёт тип отхода и автоматически направляет его в нужный контейнер; внутри контейнеров работает пресс, уплотняющий собранное вторсырьё. Контейнеры оснащены датчиками веса и уровня заполнения.</w:t>
+      </w:r>
+    </w:p>
+    <w:p>
+      <w:r>
+        <w:t>Основные процессы предметной области: приём отходов от жителей, распознавание и сортировка по типам, накопление и прессование вторсырья, контроль заполнения контейнеров, вывоз накопленных отходов. Робототехническая система выполняет физические операции (распознавание на уровне захвата, открытие нужного отсека, прессование), а цифровая система ведёт учёт, планирует вывоз и отображает информацию.</w:t>
+      </w:r>
+    </w:p>
+    <w:p>
+      <w:pPr>
+        <w:pStyle w:val="1"/>
+      </w:pPr>
+      <w:r>
+        <w:t>3. Постановка проблемы</w:t>
+      </w:r>
+    </w:p>
+    <w:p>
+      <w:r>
+        <w:t>Ручная сортировка отходов — монотонная, вредная и опасная работа: человек длительное время работает с грязными и порой опасными материалами (стекло, батарейки, режущие предметы), быстро устаёт, качество сортировки падает. Кроме того, в большинстве дворов мусор вывозится по жёсткому графику, независимо от того, заполнены контейнеры или нет: полупустые машины тратят топливо, а переполненные баки стоят несколько дней.</w:t>
+      </w:r>
+    </w:p>
+    <w:p>
+      <w:r>
+        <w:t>Без разрабатываемой системы нет учёта, сколько и каких отходов собрано; диспетчер не знает актуальную заполненность контейнеров и не может эффективно планировать вывоз; жители не мотивированы сортировать мусор, так как не видят от этого никакой выгоды.</w:t>
+      </w:r>
+    </w:p>
+    <w:p>
+      <w:r>
+        <w:t>Результатом разработки должна стать цифровая система, которая ведёт учёт сортировки и заполнения контейнеров в реальном времени, автоматически планирует вывоз и строит маршруты мусоровозов с учётом заполненности, предоставляет статистику переработки и мотивирует жителей к раздельному сбору (баллы, рейтинги).</w:t>
+      </w:r>
+    </w:p>
+    <w:p/>
+    <w:p>
+      <w:pPr>
+        <w:pStyle w:val="1"/>
+      </w:pPr>
+      <w:r>
+        <w:lastRenderedPageBreak/>
+        <w:t>4. Определение объекта управления</w:t>
+      </w:r>
+    </w:p>
+    <w:p>
+      <w:r>
+        <w:t>Объектом управления является процесс сбора, сортировки и вывоза отходов на площадках жилого комплекса.</w:t>
+      </w:r>
       <w:bookmarkStart w:id="0" w:name="_GoBack"/>
       <w:bookmarkEnd w:id="0"/>
-    </w:p>
-    <w:p>
-      <w:pPr>
-        <w:pStyle w:val="1"/>
-      </w:pPr>
-      <w:r>
-        <w:t>1. Название темы</w:t>
-      </w:r>
-    </w:p>
-    <w:p>
-      <w:r>
-        <w:t>Цифровая система управления роботизированной сортировкой и учётом бытовых отходов в жилом комплексе.</w:t>
-      </w:r>
-    </w:p>
-    <w:p>
-      <w:pPr>
-        <w:pStyle w:val="1"/>
-      </w:pPr>
-      <w:r>
-        <w:t>2. Описание предметной области</w:t>
-      </w:r>
-    </w:p>
-    <w:p>
-      <w:r>
-        <w:t>В жилых комплексах, торговых центрах и на предприятиях ежедневно накапливаются большие объёмы бытовых отходов. Система рассматривается для площадки раздельного сбора отходов, где установлены умные роботизированные контейнеры. Человек опускает отходы в приёмный отсек по одному (бутылку, банку, батарейку), система распознаёт тип отхода и автоматически направляет его в нужный контейнер; внутри контейнеров работает пресс, уплотняющий собранное вторсырьё. Контейнеры оснащены датчиками веса и уровня заполнения.</w:t>
-      </w:r>
-    </w:p>
-    <w:p>
-      <w:r>
-        <w:t>Основные процессы предметной области: приём отходов от жителей, распознавание и сортировка по типам, накопление и прессование вторсырья, контроль заполнения контейнеров, вывоз накопленных отходов. Робототехническая система выполняет физические операции (распознавание на уровне захвата, открытие нужного отсека, прессование), а цифровая система ведёт учёт, планирует вывоз и отображает информацию.</w:t>
-      </w:r>
-    </w:p>
-    <w:p>
-      <w:pPr>
-        <w:pStyle w:val="1"/>
-      </w:pPr>
-      <w:r>
-        <w:t>3. Постановка проблемы</w:t>
-      </w:r>
-    </w:p>
-    <w:p>
-      <w:r>
-        <w:t>Ручная сортировка отходов — монотонная, вредная и опасная работа: человек длительное время работает с грязными и порой опасными материалами (стекло, батарейки, режущие предметы), быстро устаёт, качество сортировки падает. Кроме того, в большинстве дворов мусор вывозится по жёсткому графику, независимо от того, заполнены контейнеры или нет: полупустые машины тратят топливо, а переполненные баки стоят несколько дней.</w:t>
-      </w:r>
-    </w:p>
-    <w:p>
-      <w:r>
-        <w:t>Без разрабатываемой системы нет учёта, сколько и каких отходов собрано; диспетчер не знает актуальную заполненность контейнеров и не может эффективно планировать вывоз; жители не мотивированы сортировать мусор, так как не видят от этого никакой выгоды.</w:t>
-      </w:r>
-    </w:p>
-    <w:p>
-      <w:r>
-        <w:t>Результатом разработки должна стать цифровая система, которая ведёт учёт сортировки и заполнения контейнеров в реальном времени, автоматически планирует вывоз и строит маршруты мусоровозов с учётом заполненности, предоставляет статистику переработки и мотивирует жителей к раздельному сбору (баллы, рейтинги).</w:t>
-      </w:r>
-    </w:p>
-    <w:p>
-      <w:pPr>
-        <w:pStyle w:val="1"/>
-      </w:pPr>
-      <w:r>
-        <w:t>4. Определение объекта управления</w:t>
-      </w:r>
-    </w:p>
-    <w:p>
-      <w:r>
-        <w:lastRenderedPageBreak/>
-        <w:t>Объектом управления является процесс сбора, сортировки и вывоза отходов на площадках жилого комплекса.</w:t>
-      </w:r>
     </w:p>
     <w:p>
       <w:r>
@@ -172,12 +173,12 @@
         </w:numPr>
       </w:pPr>
       <w:r>
+        <w:lastRenderedPageBreak/>
         <w:t>отчётность: отчёты для управляющей компании и экологов (объёмы вторсырья, доля переработки, экономия на вывозе).</w:t>
       </w:r>
     </w:p>
     <w:p>
       <w:r>
-        <w:lastRenderedPageBreak/>
         <w:t>Не входят в систему (выполняются на стороне контейнера): механика пресса и приводов отсеков, распознавание объектов на уровне сенсорики, непосредственное управление исполнительными механизмами, навигация мусоровоза (система только выдаёт маршрут).</w:t>
       </w:r>
     </w:p>
@@ -196,6 +197,10 @@
     </w:p>
     <w:p>
       <w:r>
+        <w:rPr>
+          <w:noProof/>
+          <w:lang w:eastAsia="ru-RU"/>
+        </w:rPr>
         <w:drawing>
           <wp:inline distT="0" distB="0" distL="0" distR="0" wp14:anchorId="32D75731" wp14:editId="0A38BB2F">
             <wp:extent cx="2524125" cy="3558946"/>
